--- a/PROJECT_aws_Zabbix.docx
+++ b/PROJECT_aws_Zabbix.docx
@@ -835,11 +835,7 @@
           </w14:textFill>
         </w:rPr>
       </w:pPr>
-    </w:p>
-    <w:p>
-      <w:pPr>
-        <w:bidi w:val="0"/>
-        <w:jc w:val="center"/>
+      <w:r>
         <w:rPr>
           <w:rFonts w:hint="default" w:ascii="Times New Roman" w:hAnsi="Times New Roman" w:cs="Times New Roman"/>
           <w:b/>
@@ -848,24 +844,14 @@
           <w:szCs w:val="44"/>
           <w:lang w:val="fr-FR"/>
         </w:rPr>
-      </w:pPr>
-      <w:r>
-        <w:rPr>
-          <w:rFonts w:hint="default" w:ascii="Times New Roman" w:hAnsi="Times New Roman" w:cs="Times New Roman"/>
-          <w:b/>
-          <w:bCs/>
-          <w:sz w:val="44"/>
-          <w:szCs w:val="44"/>
-          <w:lang w:val="fr-FR"/>
-        </w:rPr>
         <w:drawing>
           <wp:anchor distT="0" distB="0" distL="114300" distR="114300" simplePos="0" relativeHeight="251665408" behindDoc="1" locked="0" layoutInCell="1" allowOverlap="1">
             <wp:simplePos x="0" y="0"/>
             <wp:positionH relativeFrom="column">
-              <wp:posOffset>781685</wp:posOffset>
+              <wp:posOffset>760730</wp:posOffset>
             </wp:positionH>
             <wp:positionV relativeFrom="paragraph">
-              <wp:posOffset>35560</wp:posOffset>
+              <wp:posOffset>50165</wp:posOffset>
             </wp:positionV>
             <wp:extent cx="3963670" cy="1210310"/>
             <wp:effectExtent l="0" t="0" r="11430" b="8890"/>
@@ -904,6 +890,20 @@
           </wp:anchor>
         </w:drawing>
       </w:r>
+    </w:p>
+    <w:p>
+      <w:pPr>
+        <w:bidi w:val="0"/>
+        <w:jc w:val="center"/>
+        <w:rPr>
+          <w:rFonts w:hint="default" w:ascii="Times New Roman" w:hAnsi="Times New Roman" w:cs="Times New Roman"/>
+          <w:b/>
+          <w:bCs/>
+          <w:sz w:val="44"/>
+          <w:szCs w:val="44"/>
+          <w:lang w:val="fr-FR"/>
+        </w:rPr>
+      </w:pPr>
       <w:r>
         <w:rPr>
           <w:rFonts w:hint="default" w:ascii="Times New Roman" w:hAnsi="Times New Roman" w:cs="Times New Roman"/>
@@ -970,6 +970,24 @@
           <w:lang w:val="fr-FR"/>
         </w:rPr>
       </w:pPr>
+      <w:bookmarkStart w:id="84" w:name="_GoBack"/>
+      <w:bookmarkEnd w:id="84"/>
+    </w:p>
+    <w:p>
+      <w:pPr>
+        <w:spacing w:line="360" w:lineRule="auto"/>
+        <w:jc w:val="center"/>
+        <w:rPr>
+          <w:rFonts w:hint="default" w:ascii="Times New Roman" w:hAnsi="Times New Roman" w:cs="Times New Roman"/>
+          <w:b/>
+          <w:bCs/>
+          <w:caps/>
+          <w:color w:val="3465A4"/>
+          <w:sz w:val="24"/>
+          <w:szCs w:val="24"/>
+          <w:lang w:val="fr-FR"/>
+        </w:rPr>
+      </w:pPr>
       <w:r>
         <w:rPr>
           <w:sz w:val="24"/>
@@ -980,10 +998,10 @@
               <wp:anchor distT="0" distB="0" distL="114300" distR="114300" simplePos="0" relativeHeight="251662336" behindDoc="0" locked="0" layoutInCell="1" allowOverlap="1">
                 <wp:simplePos x="0" y="0"/>
                 <wp:positionH relativeFrom="column">
-                  <wp:posOffset>-40640</wp:posOffset>
+                  <wp:posOffset>-47625</wp:posOffset>
                 </wp:positionH>
                 <wp:positionV relativeFrom="paragraph">
-                  <wp:posOffset>274320</wp:posOffset>
+                  <wp:posOffset>132080</wp:posOffset>
                 </wp:positionV>
                 <wp:extent cx="5622925" cy="748030"/>
                 <wp:effectExtent l="34925" t="34925" r="44450" b="42545"/>
@@ -1132,7 +1150,7 @@
           </mc:Choice>
           <mc:Fallback>
             <w:pict>
-              <v:shape id="_x0000_s1026" o:spid="_x0000_s1026" o:spt="202" type="#_x0000_t202" style="position:absolute;left:0pt;margin-left:-3.2pt;margin-top:21.6pt;height:58.9pt;width:442.75pt;z-index:251662336;mso-width-relative:page;mso-height-relative:page;" filled="f" stroked="t" coordsize="21600,21600" o:gfxdata="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">
+              <v:shape id="_x0000_s1026" o:spid="_x0000_s1026" o:spt="202" type="#_x0000_t202" style="position:absolute;left:0pt;margin-left:-3.75pt;margin-top:10.4pt;height:58.9pt;width:442.75pt;z-index:251662336;mso-width-relative:page;mso-height-relative:page;" filled="f" stroked="t" coordsize="21600,21600" o:gfxdata="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">
                 <v:fill on="f" focussize="0,0"/>
                 <v:stroke weight="5.5pt" color="#5B9BD5 [3204]" miterlimit="8" joinstyle="round"/>
                 <v:imagedata o:title=""/>
@@ -1291,22 +1309,6 @@
     <w:p>
       <w:pPr>
         <w:spacing w:line="360" w:lineRule="auto"/>
-        <w:jc w:val="center"/>
-        <w:rPr>
-          <w:rFonts w:hint="default" w:ascii="Times New Roman" w:hAnsi="Times New Roman" w:cs="Times New Roman"/>
-          <w:b/>
-          <w:bCs/>
-          <w:caps/>
-          <w:color w:val="3465A4"/>
-          <w:sz w:val="24"/>
-          <w:szCs w:val="24"/>
-          <w:lang w:val="fr-FR"/>
-        </w:rPr>
-      </w:pPr>
-    </w:p>
-    <w:p>
-      <w:pPr>
-        <w:spacing w:line="360" w:lineRule="auto"/>
         <w:jc w:val="both"/>
         <w:rPr>
           <w:rFonts w:hint="default" w:ascii="Times New Roman" w:hAnsi="Times New Roman" w:cs="Times New Roman"/>
@@ -1872,8 +1874,6 @@
         </w:rPr>
         <w:br w:type="page"/>
       </w:r>
-      <w:bookmarkStart w:id="84" w:name="_GoBack"/>
-      <w:bookmarkEnd w:id="84"/>
     </w:p>
     <w:sdt>
       <w:sdtPr>
@@ -14413,7 +14413,6 @@
             <w:insideH w:val="none" w:color="auto" w:sz="0" w:space="0"/>
             <w:insideV w:val="none" w:color="auto" w:sz="0" w:space="0"/>
           </w:tblBorders>
-          <w:shd w:val="clear" w:color="auto" w:fill="FFFFFF"/>
           <w:tblCellMar>
             <w:top w:w="15" w:type="dxa"/>
             <w:left w:w="15" w:type="dxa"/>
@@ -14837,6 +14836,7 @@
             <w:insideH w:val="none" w:color="auto" w:sz="0" w:space="0"/>
             <w:insideV w:val="none" w:color="auto" w:sz="0" w:space="0"/>
           </w:tblBorders>
+          <w:shd w:val="clear" w:color="auto" w:fill="FFFFFF"/>
           <w:tblCellMar>
             <w:top w:w="15" w:type="dxa"/>
             <w:left w:w="15" w:type="dxa"/>
@@ -15178,7 +15178,6 @@
             <w:insideH w:val="none" w:color="auto" w:sz="0" w:space="0"/>
             <w:insideV w:val="none" w:color="auto" w:sz="0" w:space="0"/>
           </w:tblBorders>
-          <w:shd w:val="clear" w:color="auto" w:fill="FFFFFF"/>
           <w:tblCellMar>
             <w:top w:w="15" w:type="dxa"/>
             <w:left w:w="15" w:type="dxa"/>
@@ -23693,7 +23692,6 @@
             <w:insideH w:val="none" w:color="auto" w:sz="0" w:space="0"/>
             <w:insideV w:val="none" w:color="auto" w:sz="0" w:space="0"/>
           </w:tblBorders>
-          <w:shd w:val="clear" w:color="auto" w:fill="auto"/>
           <w:tblCellMar>
             <w:top w:w="15" w:type="dxa"/>
             <w:left w:w="15" w:type="dxa"/>
@@ -23959,7 +23957,6 @@
             <w:insideH w:val="none" w:color="auto" w:sz="0" w:space="0"/>
             <w:insideV w:val="none" w:color="auto" w:sz="0" w:space="0"/>
           </w:tblBorders>
-          <w:shd w:val="clear" w:color="auto" w:fill="auto"/>
           <w:tblCellMar>
             <w:top w:w="15" w:type="dxa"/>
             <w:left w:w="15" w:type="dxa"/>
@@ -24092,7 +24089,6 @@
             <w:insideH w:val="none" w:color="auto" w:sz="0" w:space="0"/>
             <w:insideV w:val="none" w:color="auto" w:sz="0" w:space="0"/>
           </w:tblBorders>
-          <w:shd w:val="clear" w:color="auto" w:fill="auto"/>
           <w:tblCellMar>
             <w:top w:w="15" w:type="dxa"/>
             <w:left w:w="15" w:type="dxa"/>
@@ -24225,7 +24221,6 @@
             <w:insideH w:val="none" w:color="auto" w:sz="0" w:space="0"/>
             <w:insideV w:val="none" w:color="auto" w:sz="0" w:space="0"/>
           </w:tblBorders>
-          <w:shd w:val="clear" w:color="auto" w:fill="auto"/>
           <w:tblCellMar>
             <w:top w:w="15" w:type="dxa"/>
             <w:left w:w="15" w:type="dxa"/>
@@ -24491,7 +24486,6 @@
             <w:insideH w:val="none" w:color="auto" w:sz="0" w:space="0"/>
             <w:insideV w:val="none" w:color="auto" w:sz="0" w:space="0"/>
           </w:tblBorders>
-          <w:shd w:val="clear" w:color="auto" w:fill="auto"/>
           <w:tblCellMar>
             <w:top w:w="15" w:type="dxa"/>
             <w:left w:w="15" w:type="dxa"/>
